--- a/docs (springboot)/module5.docx
+++ b/docs (springboot)/module5.docx
@@ -2224,8 +2224,8 @@
         </w:rPr>
         <w:drawing>
           <wp:inline distT="0" distB="0" distL="114300" distR="114300">
-            <wp:extent cx="4006850" cy="368300"/>
-            <wp:effectExtent l="0" t="0" r="6350" b="0"/>
+            <wp:extent cx="3454400" cy="317500"/>
+            <wp:effectExtent l="0" t="0" r="0" b="0"/>
             <wp:docPr id="28" name="Picture 9"/>
             <wp:cNvGraphicFramePr>
               <a:graphicFrameLocks xmlns:a="http://schemas.openxmlformats.org/drawingml/2006/main" noChangeAspect="1"/>
@@ -2248,7 +2248,7 @@
                   <pic:spPr>
                     <a:xfrm>
                       <a:off x="0" y="0"/>
-                      <a:ext cx="4006850" cy="368300"/>
+                      <a:ext cx="3454400" cy="317500"/>
                     </a:xfrm>
                     <a:prstGeom prst="rect">
                       <a:avLst/>
@@ -2437,6 +2437,7 @@
           <w:rFonts w:hint="default" w:ascii="Bodoni MT" w:hAnsi="Bodoni MT" w:eastAsia="等线" w:cs="Bodoni MT"/>
           <w:b/>
           <w:bCs/>
+          <w:color w:val="C00000"/>
           <w:sz w:val="22"/>
           <w:szCs w:val="22"/>
           <w:lang w:val="en-IN"/>
@@ -2483,7 +2484,32 @@
           <w:szCs w:val="22"/>
           <w:lang w:val="en-IN"/>
         </w:rPr>
-        <w:t xml:space="preserve">And, its not by limitation, but by design spring make sure only one </w:t>
+        <w:t xml:space="preserve">And, its </w:t>
+      </w:r>
+      <w:r>
+        <w:rPr>
+          <w:rFonts w:hint="default" w:ascii="Bodoni MT" w:hAnsi="Bodoni MT" w:eastAsia="等线" w:cs="Bodoni MT"/>
+          <w:b w:val="0"/>
+          <w:bCs w:val="0"/>
+          <w:i/>
+          <w:iCs/>
+          <w:color w:val="7030A0"/>
+          <w:sz w:val="22"/>
+          <w:szCs w:val="22"/>
+          <w:lang w:val="en-IN"/>
+        </w:rPr>
+        <w:t>not by limitation, but by design spring</w:t>
+      </w:r>
+      <w:r>
+        <w:rPr>
+          <w:rFonts w:hint="default" w:ascii="Bodoni MT" w:hAnsi="Bodoni MT" w:eastAsia="等线" w:cs="Bodoni MT"/>
+          <w:b w:val="0"/>
+          <w:bCs w:val="0"/>
+          <w:sz w:val="22"/>
+          <w:szCs w:val="22"/>
+          <w:lang w:val="en-IN"/>
+        </w:rPr>
+        <w:t xml:space="preserve"> make sure only one </w:t>
       </w:r>
       <w:r>
         <w:rPr>
@@ -3462,7 +3488,7 @@
           <w:szCs w:val="22"/>
           <w:lang w:val="en-IN"/>
         </w:rPr>
-        <w:t xml:space="preserve"> object..</w:t>
+        <w:t xml:space="preserve"> object.</w:t>
       </w:r>
     </w:p>
     <w:p>
@@ -4064,162 +4090,6 @@
     </w:p>
     <w:p>
       <w:pPr>
-        <w:keepNext w:val="0"/>
-        <w:keepLines w:val="0"/>
-        <w:widowControl/>
-        <w:numPr>
-          <w:ilvl w:val="1"/>
-          <w:numId w:val="11"/>
-        </w:numPr>
-        <w:suppressLineNumbers w:val="0"/>
-        <w:spacing w:before="0" w:beforeAutospacing="0" w:after="0" w:afterAutospacing="0" w:line="360" w:lineRule="auto"/>
-        <w:ind w:left="840" w:leftChars="0" w:right="0" w:hanging="420" w:firstLineChars="0"/>
-        <w:jc w:val="left"/>
-        <w:rPr>
-          <w:rFonts w:hint="default" w:ascii="Bodoni MT" w:hAnsi="Bodoni MT" w:eastAsia="等线" w:cs="Bodoni MT"/>
-          <w:sz w:val="22"/>
-          <w:szCs w:val="22"/>
-        </w:rPr>
-      </w:pPr>
-    </w:p>
-    <w:p>
-      <w:pPr>
-        <w:keepNext w:val="0"/>
-        <w:keepLines w:val="0"/>
-        <w:widowControl/>
-        <w:numPr>
-          <w:ilvl w:val="1"/>
-          <w:numId w:val="11"/>
-        </w:numPr>
-        <w:suppressLineNumbers w:val="0"/>
-        <w:spacing w:before="0" w:beforeAutospacing="0" w:after="0" w:afterAutospacing="0" w:line="360" w:lineRule="auto"/>
-        <w:ind w:left="840" w:leftChars="0" w:right="0" w:hanging="420" w:firstLineChars="0"/>
-        <w:jc w:val="left"/>
-        <w:rPr>
-          <w:rFonts w:hint="default" w:ascii="Bodoni MT" w:hAnsi="Bodoni MT" w:eastAsia="等线" w:cs="Bodoni MT"/>
-          <w:sz w:val="22"/>
-          <w:szCs w:val="22"/>
-        </w:rPr>
-      </w:pPr>
-      <w:r>
-        <w:rPr>
-          <w:rFonts w:hint="default" w:ascii="Bodoni MT" w:hAnsi="Bodoni MT" w:eastAsia="等线" w:cs="Bodoni MT"/>
-          <w:sz w:val="22"/>
-          <w:szCs w:val="22"/>
-          <w:lang w:val="en-IN"/>
-        </w:rPr>
-        <w:t>F</w:t>
-      </w:r>
-    </w:p>
-    <w:p>
-      <w:pPr>
-        <w:keepNext w:val="0"/>
-        <w:keepLines w:val="0"/>
-        <w:widowControl/>
-        <w:numPr>
-          <w:ilvl w:val="1"/>
-          <w:numId w:val="11"/>
-        </w:numPr>
-        <w:suppressLineNumbers w:val="0"/>
-        <w:spacing w:before="0" w:beforeAutospacing="0" w:after="0" w:afterAutospacing="0" w:line="360" w:lineRule="auto"/>
-        <w:ind w:left="840" w:leftChars="0" w:right="0" w:hanging="420" w:firstLineChars="0"/>
-        <w:jc w:val="left"/>
-        <w:rPr>
-          <w:rFonts w:hint="default" w:ascii="Bodoni MT" w:hAnsi="Bodoni MT" w:eastAsia="等线" w:cs="Bodoni MT"/>
-          <w:sz w:val="22"/>
-          <w:szCs w:val="22"/>
-        </w:rPr>
-      </w:pPr>
-      <w:r>
-        <w:rPr>
-          <w:rFonts w:hint="default" w:ascii="Bodoni MT" w:hAnsi="Bodoni MT" w:eastAsia="等线" w:cs="Bodoni MT"/>
-          <w:sz w:val="22"/>
-          <w:szCs w:val="22"/>
-          <w:lang w:val="en-IN"/>
-        </w:rPr>
-        <w:t>F</w:t>
-      </w:r>
-    </w:p>
-    <w:p>
-      <w:pPr>
-        <w:keepNext w:val="0"/>
-        <w:keepLines w:val="0"/>
-        <w:widowControl/>
-        <w:numPr>
-          <w:ilvl w:val="1"/>
-          <w:numId w:val="11"/>
-        </w:numPr>
-        <w:suppressLineNumbers w:val="0"/>
-        <w:spacing w:before="0" w:beforeAutospacing="0" w:after="0" w:afterAutospacing="0" w:line="360" w:lineRule="auto"/>
-        <w:ind w:left="840" w:leftChars="0" w:right="0" w:hanging="420" w:firstLineChars="0"/>
-        <w:jc w:val="left"/>
-        <w:rPr>
-          <w:rFonts w:hint="default" w:ascii="Bodoni MT" w:hAnsi="Bodoni MT" w:eastAsia="等线" w:cs="Bodoni MT"/>
-          <w:sz w:val="22"/>
-          <w:szCs w:val="22"/>
-        </w:rPr>
-      </w:pPr>
-      <w:r>
-        <w:rPr>
-          <w:rFonts w:hint="default" w:ascii="Bodoni MT" w:hAnsi="Bodoni MT" w:eastAsia="等线" w:cs="Bodoni MT"/>
-          <w:sz w:val="22"/>
-          <w:szCs w:val="22"/>
-          <w:lang w:val="en-IN"/>
-        </w:rPr>
-        <w:t>F</w:t>
-      </w:r>
-    </w:p>
-    <w:p>
-      <w:pPr>
-        <w:keepNext w:val="0"/>
-        <w:keepLines w:val="0"/>
-        <w:widowControl/>
-        <w:numPr>
-          <w:ilvl w:val="1"/>
-          <w:numId w:val="11"/>
-        </w:numPr>
-        <w:suppressLineNumbers w:val="0"/>
-        <w:spacing w:before="0" w:beforeAutospacing="0" w:after="0" w:afterAutospacing="0" w:line="360" w:lineRule="auto"/>
-        <w:ind w:left="840" w:leftChars="0" w:right="0" w:hanging="420" w:firstLineChars="0"/>
-        <w:jc w:val="left"/>
-        <w:rPr>
-          <w:rFonts w:hint="default" w:ascii="Bodoni MT" w:hAnsi="Bodoni MT" w:eastAsia="等线" w:cs="Bodoni MT"/>
-          <w:sz w:val="22"/>
-          <w:szCs w:val="22"/>
-        </w:rPr>
-      </w:pPr>
-      <w:r>
-        <w:rPr>
-          <w:rFonts w:hint="default" w:ascii="Bodoni MT" w:hAnsi="Bodoni MT" w:eastAsia="等线" w:cs="Bodoni MT"/>
-          <w:sz w:val="22"/>
-          <w:szCs w:val="22"/>
-          <w:lang w:val="en-IN"/>
-        </w:rPr>
-        <w:t>F</w:t>
-      </w:r>
-    </w:p>
-    <w:p>
-      <w:pPr>
-        <w:keepNext w:val="0"/>
-        <w:keepLines w:val="0"/>
-        <w:widowControl/>
-        <w:numPr>
-          <w:ilvl w:val="1"/>
-          <w:numId w:val="11"/>
-        </w:numPr>
-        <w:suppressLineNumbers w:val="0"/>
-        <w:spacing w:before="0" w:beforeAutospacing="0" w:after="0" w:afterAutospacing="0" w:line="360" w:lineRule="auto"/>
-        <w:ind w:left="840" w:leftChars="0" w:right="0" w:hanging="420" w:firstLineChars="0"/>
-        <w:jc w:val="left"/>
-        <w:rPr>
-          <w:rFonts w:hint="default" w:ascii="Bodoni MT" w:hAnsi="Bodoni MT" w:eastAsia="等线" w:cs="Bodoni MT"/>
-          <w:sz w:val="22"/>
-          <w:szCs w:val="22"/>
-        </w:rPr>
-      </w:pPr>
-    </w:p>
-    <w:p>
-      <w:pPr>
         <w:rPr>
           <w:rFonts w:hint="default" w:ascii="Bodoni MT" w:hAnsi="Bodoni MT" w:eastAsia="等线" w:cs="Bodoni MT"/>
           <w:sz w:val="22"/>
@@ -5007,8 +4877,8 @@
       <w:r>
         <w:drawing>
           <wp:inline distT="0" distB="0" distL="114300" distR="114300">
-            <wp:extent cx="6491605" cy="1916430"/>
-            <wp:effectExtent l="0" t="0" r="0" b="0"/>
+            <wp:extent cx="6416675" cy="1684020"/>
+            <wp:effectExtent l="0" t="0" r="9525" b="5080"/>
             <wp:docPr id="23" name="Picture 2"/>
             <wp:cNvGraphicFramePr>
               <a:graphicFrameLocks xmlns:a="http://schemas.openxmlformats.org/drawingml/2006/main" noChangeAspect="1"/>
@@ -5024,6 +4894,7 @@
                   </pic:nvPicPr>
                   <pic:blipFill>
                     <a:blip r:embed="rId20"/>
+                    <a:srcRect l="1340" t="6296" r="1262" b="7124"/>
                     <a:stretch>
                       <a:fillRect/>
                     </a:stretch>
@@ -5031,7 +4902,7 @@
                   <pic:spPr>
                     <a:xfrm>
                       <a:off x="0" y="0"/>
-                      <a:ext cx="6491605" cy="1916430"/>
+                      <a:ext cx="6416675" cy="1684020"/>
                     </a:xfrm>
                     <a:prstGeom prst="rect">
                       <a:avLst/>
@@ -6027,6 +5898,98 @@
         <w:keepLines w:val="0"/>
         <w:widowControl/>
         <w:numPr>
+          <w:ilvl w:val="0"/>
+          <w:numId w:val="11"/>
+        </w:numPr>
+        <w:suppressLineNumbers w:val="0"/>
+        <w:spacing w:before="0" w:beforeAutospacing="0" w:after="0" w:afterAutospacing="0" w:line="360" w:lineRule="auto"/>
+        <w:ind w:left="420" w:leftChars="0" w:right="0" w:hanging="420" w:firstLineChars="0"/>
+        <w:jc w:val="left"/>
+        <w:rPr>
+          <w:rFonts w:hint="default" w:ascii="Bodoni MT" w:hAnsi="Bodoni MT" w:eastAsia="等线" w:cs="Bodoni MT"/>
+          <w:sz w:val="22"/>
+          <w:szCs w:val="22"/>
+        </w:rPr>
+      </w:pPr>
+      <w:r>
+        <w:rPr>
+          <w:rFonts w:hint="default" w:ascii="Bodoni MT" w:hAnsi="Bodoni MT" w:eastAsia="等线" w:cs="Bodoni MT"/>
+          <w:sz w:val="22"/>
+          <w:szCs w:val="22"/>
+          <w:lang w:val="en-IN"/>
+        </w:rPr>
+        <w:t>------------------------------------------------------</w:t>
+      </w:r>
+    </w:p>
+    <w:p>
+      <w:pPr>
+        <w:rPr>
+          <w:rFonts w:hint="default" w:ascii="Bodoni MT" w:hAnsi="Bodoni MT" w:eastAsia="等线" w:cs="Bodoni MT"/>
+          <w:sz w:val="22"/>
+          <w:szCs w:val="22"/>
+        </w:rPr>
+      </w:pPr>
+      <w:r>
+        <w:rPr>
+          <w:rFonts w:hint="default" w:ascii="Bodoni MT" w:hAnsi="Bodoni MT" w:eastAsia="等线" w:cs="Bodoni MT"/>
+          <w:b/>
+          <w:bCs/>
+          <w:sz w:val="22"/>
+          <w:szCs w:val="22"/>
+          <w:lang w:val="en-IN"/>
+        </w:rPr>
+        <w:br w:type="page"/>
+      </w:r>
+    </w:p>
+    <w:p>
+      <w:pPr>
+        <w:keepNext w:val="0"/>
+        <w:keepLines w:val="0"/>
+        <w:widowControl/>
+        <w:numPr>
+          <w:ilvl w:val="0"/>
+          <w:numId w:val="11"/>
+        </w:numPr>
+        <w:suppressLineNumbers w:val="0"/>
+        <w:spacing w:before="0" w:beforeAutospacing="0" w:after="0" w:afterAutospacing="0" w:line="360" w:lineRule="auto"/>
+        <w:ind w:left="420" w:leftChars="0" w:right="0" w:hanging="420" w:firstLineChars="0"/>
+        <w:jc w:val="left"/>
+        <w:rPr>
+          <w:rFonts w:hint="default" w:ascii="Bodoni MT" w:hAnsi="Bodoni MT" w:eastAsia="等线" w:cs="Bodoni MT"/>
+          <w:color w:val="FFFFFF" w:themeColor="background1"/>
+          <w:sz w:val="22"/>
+          <w:szCs w:val="22"/>
+          <w:highlight w:val="darkMagenta"/>
+          <w14:textFill>
+            <w14:solidFill>
+              <w14:schemeClr w14:val="bg1"/>
+            </w14:solidFill>
+          </w14:textFill>
+        </w:rPr>
+      </w:pPr>
+      <w:r>
+        <w:rPr>
+          <w:rFonts w:hint="default" w:ascii="Bodoni MT" w:hAnsi="Bodoni MT" w:eastAsia="等线" w:cs="Bodoni MT"/>
+          <w:color w:val="FFFFFF" w:themeColor="background1"/>
+          <w:sz w:val="22"/>
+          <w:szCs w:val="22"/>
+          <w:highlight w:val="darkMagenta"/>
+          <w:lang w:val="en-IN"/>
+          <w14:textFill>
+            <w14:solidFill>
+              <w14:schemeClr w14:val="bg1"/>
+            </w14:solidFill>
+          </w14:textFill>
+        </w:rPr>
+        <w:t xml:space="preserve">Some Important Points ---------------                                          </w:t>
+      </w:r>
+    </w:p>
+    <w:p>
+      <w:pPr>
+        <w:keepNext w:val="0"/>
+        <w:keepLines w:val="0"/>
+        <w:widowControl/>
+        <w:numPr>
           <w:ilvl w:val="1"/>
           <w:numId w:val="11"/>
         </w:numPr>
@@ -6040,6 +6003,949 @@
           <w:szCs w:val="22"/>
         </w:rPr>
       </w:pPr>
+      <w:r>
+        <w:rPr>
+          <w:rFonts w:hint="default" w:ascii="Bodoni MT" w:hAnsi="Bodoni MT" w:eastAsia="等线" w:cs="Bodoni MT"/>
+          <w:b/>
+          <w:bCs/>
+          <w:sz w:val="22"/>
+          <w:szCs w:val="22"/>
+          <w:lang w:val="en-IN"/>
+        </w:rPr>
+        <w:t>AuthenticationManager</w:t>
+      </w:r>
+      <w:r>
+        <w:rPr>
+          <w:rFonts w:hint="default" w:ascii="Bodoni MT" w:hAnsi="Bodoni MT" w:eastAsia="等线" w:cs="Bodoni MT"/>
+          <w:sz w:val="22"/>
+          <w:szCs w:val="22"/>
+          <w:lang w:val="en-IN"/>
+        </w:rPr>
+        <w:t xml:space="preserve">’s authenticate delegates the call to each </w:t>
+      </w:r>
+      <w:r>
+        <w:rPr>
+          <w:rFonts w:hint="default" w:ascii="Bodoni MT" w:hAnsi="Bodoni MT" w:eastAsia="等线" w:cs="Bodoni MT"/>
+          <w:b/>
+          <w:bCs/>
+          <w:sz w:val="22"/>
+          <w:szCs w:val="22"/>
+          <w:lang w:val="en-IN"/>
+        </w:rPr>
+        <w:t>AuthenticationProvider</w:t>
+      </w:r>
+      <w:r>
+        <w:rPr>
+          <w:rFonts w:hint="default" w:ascii="Bodoni MT" w:hAnsi="Bodoni MT" w:eastAsia="等线" w:cs="Bodoni MT"/>
+          <w:sz w:val="22"/>
+          <w:szCs w:val="22"/>
+          <w:lang w:val="en-IN"/>
+        </w:rPr>
+        <w:t>’s authenticate method.</w:t>
+      </w:r>
+      <w:r>
+        <w:rPr>
+          <w:rFonts w:hint="default" w:ascii="Bodoni MT" w:hAnsi="Bodoni MT" w:eastAsia="等线" w:cs="Bodoni MT"/>
+          <w:sz w:val="22"/>
+          <w:szCs w:val="22"/>
+          <w:lang w:val="en-IN"/>
+        </w:rPr>
+        <w:br w:type="textWrapping"/>
+      </w:r>
+      <w:r>
+        <w:rPr>
+          <w:rFonts w:hint="default" w:ascii="Bodoni MT" w:hAnsi="Bodoni MT" w:eastAsia="等线" w:cs="Bodoni MT"/>
+          <w:sz w:val="22"/>
+          <w:szCs w:val="22"/>
+          <w:lang w:val="en-IN"/>
+        </w:rPr>
+        <w:t xml:space="preserve">[ DaoAuthenticationProvider contains list of AuthenticationProvider, and DaoAuthenticationProvider write the implementation of the </w:t>
+      </w:r>
+      <w:r>
+        <w:rPr>
+          <w:rFonts w:hint="default" w:ascii="Bodoni MT" w:hAnsi="Bodoni MT" w:eastAsia="等线" w:cs="Bodoni MT"/>
+          <w:i/>
+          <w:iCs/>
+          <w:sz w:val="22"/>
+          <w:szCs w:val="22"/>
+          <w:lang w:val="en-IN"/>
+        </w:rPr>
+        <w:t>authenticate</w:t>
+      </w:r>
+      <w:r>
+        <w:rPr>
+          <w:rFonts w:hint="default" w:ascii="Bodoni MT" w:hAnsi="Bodoni MT" w:eastAsia="等线" w:cs="Bodoni MT"/>
+          <w:i w:val="0"/>
+          <w:iCs w:val="0"/>
+          <w:sz w:val="22"/>
+          <w:szCs w:val="22"/>
+          <w:lang w:val="en-IN"/>
+        </w:rPr>
+        <w:t xml:space="preserve"> method which calls the </w:t>
+      </w:r>
+      <w:r>
+        <w:rPr>
+          <w:rFonts w:hint="default" w:ascii="Bodoni MT" w:hAnsi="Bodoni MT" w:eastAsia="等线" w:cs="Bodoni MT"/>
+          <w:i/>
+          <w:iCs/>
+          <w:sz w:val="22"/>
+          <w:szCs w:val="22"/>
+          <w:lang w:val="en-IN"/>
+        </w:rPr>
+        <w:t>authenticate</w:t>
+      </w:r>
+      <w:r>
+        <w:rPr>
+          <w:rFonts w:hint="default" w:ascii="Bodoni MT" w:hAnsi="Bodoni MT" w:eastAsia="等线" w:cs="Bodoni MT"/>
+          <w:i w:val="0"/>
+          <w:iCs w:val="0"/>
+          <w:sz w:val="22"/>
+          <w:szCs w:val="22"/>
+          <w:lang w:val="en-IN"/>
+        </w:rPr>
+        <w:t xml:space="preserve"> method of each AuthenticationProvider ]</w:t>
+      </w:r>
+      <w:r>
+        <w:rPr>
+          <w:rFonts w:hint="default" w:ascii="Bodoni MT" w:hAnsi="Bodoni MT" w:eastAsia="等线" w:cs="Bodoni MT"/>
+          <w:i w:val="0"/>
+          <w:iCs w:val="0"/>
+          <w:sz w:val="22"/>
+          <w:szCs w:val="22"/>
+          <w:lang w:val="en-IN"/>
+        </w:rPr>
+        <w:br w:type="textWrapping"/>
+      </w:r>
+      <w:r>
+        <w:drawing>
+          <wp:inline distT="0" distB="0" distL="114300" distR="114300">
+            <wp:extent cx="4678680" cy="1771650"/>
+            <wp:effectExtent l="0" t="0" r="7620" b="6350"/>
+            <wp:docPr id="59" name="Picture 4"/>
+            <wp:cNvGraphicFramePr>
+              <a:graphicFrameLocks xmlns:a="http://schemas.openxmlformats.org/drawingml/2006/main" noChangeAspect="1"/>
+            </wp:cNvGraphicFramePr>
+            <a:graphic xmlns:a="http://schemas.openxmlformats.org/drawingml/2006/main">
+              <a:graphicData uri="http://schemas.openxmlformats.org/drawingml/2006/picture">
+                <pic:pic xmlns:pic="http://schemas.openxmlformats.org/drawingml/2006/picture">
+                  <pic:nvPicPr>
+                    <pic:cNvPr id="59" name="Picture 4"/>
+                    <pic:cNvPicPr>
+                      <a:picLocks noChangeAspect="1"/>
+                    </pic:cNvPicPr>
+                  </pic:nvPicPr>
+                  <pic:blipFill>
+                    <a:blip r:embed="rId23"/>
+                    <a:srcRect b="16064"/>
+                    <a:stretch>
+                      <a:fillRect/>
+                    </a:stretch>
+                  </pic:blipFill>
+                  <pic:spPr>
+                    <a:xfrm>
+                      <a:off x="0" y="0"/>
+                      <a:ext cx="4678680" cy="1771650"/>
+                    </a:xfrm>
+                    <a:prstGeom prst="rect">
+                      <a:avLst/>
+                    </a:prstGeom>
+                    <a:noFill/>
+                    <a:ln>
+                      <a:noFill/>
+                    </a:ln>
+                  </pic:spPr>
+                </pic:pic>
+              </a:graphicData>
+            </a:graphic>
+          </wp:inline>
+        </w:drawing>
+      </w:r>
+    </w:p>
+    <w:p>
+      <w:pPr>
+        <w:keepNext w:val="0"/>
+        <w:keepLines w:val="0"/>
+        <w:widowControl/>
+        <w:numPr>
+          <w:ilvl w:val="1"/>
+          <w:numId w:val="11"/>
+        </w:numPr>
+        <w:suppressLineNumbers w:val="0"/>
+        <w:spacing w:before="0" w:beforeAutospacing="0" w:after="0" w:afterAutospacing="0" w:line="360" w:lineRule="auto"/>
+        <w:ind w:left="840" w:leftChars="0" w:right="0" w:hanging="420" w:firstLineChars="0"/>
+        <w:jc w:val="left"/>
+        <w:rPr>
+          <w:rFonts w:hint="default" w:ascii="Bodoni MT" w:hAnsi="Bodoni MT" w:eastAsia="等线" w:cs="Bodoni MT"/>
+          <w:sz w:val="22"/>
+          <w:szCs w:val="22"/>
+        </w:rPr>
+      </w:pPr>
+      <w:r>
+        <w:rPr>
+          <w:rFonts w:hint="default" w:ascii="Bodoni MT" w:hAnsi="Bodoni MT" w:eastAsia="等线" w:cs="Bodoni MT"/>
+          <w:b/>
+          <w:bCs/>
+          <w:sz w:val="22"/>
+          <w:szCs w:val="22"/>
+          <w:lang w:val="en-IN"/>
+        </w:rPr>
+        <w:t>DaoAuthenticationProvider</w:t>
+      </w:r>
+      <w:r>
+        <w:rPr>
+          <w:rFonts w:hint="default" w:ascii="Bodoni MT" w:hAnsi="Bodoni MT" w:eastAsia="等线" w:cs="Bodoni MT"/>
+          <w:b w:val="0"/>
+          <w:bCs w:val="0"/>
+          <w:sz w:val="22"/>
+          <w:szCs w:val="22"/>
+          <w:lang w:val="en-IN"/>
+        </w:rPr>
+        <w:t xml:space="preserve"> extends </w:t>
+      </w:r>
+      <w:r>
+        <w:rPr>
+          <w:rFonts w:hint="default" w:ascii="Bodoni MT" w:hAnsi="Bodoni MT" w:eastAsia="等线" w:cs="Bodoni MT"/>
+          <w:b/>
+          <w:bCs/>
+          <w:sz w:val="22"/>
+          <w:szCs w:val="22"/>
+          <w:lang w:val="en-IN"/>
+        </w:rPr>
+        <w:t>AbstractUserDetailsAuthenticationProvider</w:t>
+      </w:r>
+      <w:r>
+        <w:rPr>
+          <w:rFonts w:hint="default" w:ascii="Bodoni MT" w:hAnsi="Bodoni MT" w:eastAsia="等线" w:cs="Bodoni MT"/>
+          <w:b w:val="0"/>
+          <w:bCs w:val="0"/>
+          <w:sz w:val="22"/>
+          <w:szCs w:val="22"/>
+          <w:lang w:val="en-IN"/>
+        </w:rPr>
+        <w:t xml:space="preserve"> which implements </w:t>
+      </w:r>
+      <w:r>
+        <w:rPr>
+          <w:rFonts w:hint="default" w:ascii="Bodoni MT" w:hAnsi="Bodoni MT" w:eastAsia="等线" w:cs="Bodoni MT"/>
+          <w:b/>
+          <w:bCs/>
+          <w:sz w:val="22"/>
+          <w:szCs w:val="22"/>
+          <w:lang w:val="en-IN"/>
+        </w:rPr>
+        <w:t>AuthenticationProvider</w:t>
+      </w:r>
+      <w:r>
+        <w:rPr>
+          <w:rFonts w:hint="default" w:ascii="Bodoni MT" w:hAnsi="Bodoni MT" w:eastAsia="等线" w:cs="Bodoni MT"/>
+          <w:b w:val="0"/>
+          <w:bCs w:val="0"/>
+          <w:sz w:val="22"/>
+          <w:szCs w:val="22"/>
+          <w:lang w:val="en-IN"/>
+        </w:rPr>
+        <w:t>.</w:t>
+      </w:r>
+      <w:r>
+        <w:rPr>
+          <w:rFonts w:hint="default" w:ascii="Bodoni MT" w:hAnsi="Bodoni MT" w:eastAsia="等线" w:cs="Bodoni MT"/>
+          <w:b w:val="0"/>
+          <w:bCs w:val="0"/>
+          <w:sz w:val="22"/>
+          <w:szCs w:val="22"/>
+          <w:lang w:val="en-IN"/>
+        </w:rPr>
+        <w:br w:type="textWrapping"/>
+      </w:r>
+      <w:r>
+        <w:rPr>
+          <w:rFonts w:hint="default" w:ascii="Bodoni MT" w:hAnsi="Bodoni MT" w:eastAsia="等线" w:cs="Bodoni MT"/>
+          <w:b/>
+          <w:bCs/>
+          <w:sz w:val="22"/>
+          <w:szCs w:val="22"/>
+          <w:lang w:val="en-IN"/>
+        </w:rPr>
+        <w:t>AbstractUserDetailsAuthenticationProvider</w:t>
+      </w:r>
+      <w:r>
+        <w:rPr>
+          <w:rFonts w:hint="default" w:ascii="Bodoni MT" w:hAnsi="Bodoni MT" w:eastAsia="等线" w:cs="Bodoni MT"/>
+          <w:b w:val="0"/>
+          <w:bCs w:val="0"/>
+          <w:sz w:val="22"/>
+          <w:szCs w:val="22"/>
+          <w:lang w:val="en-IN"/>
+        </w:rPr>
+        <w:t xml:space="preserve"> writes the implementation of the </w:t>
+      </w:r>
+      <w:r>
+        <w:rPr>
+          <w:rFonts w:hint="default" w:ascii="Bodoni MT" w:hAnsi="Bodoni MT" w:eastAsia="等线" w:cs="Bodoni MT"/>
+          <w:b w:val="0"/>
+          <w:bCs w:val="0"/>
+          <w:i/>
+          <w:iCs/>
+          <w:sz w:val="22"/>
+          <w:szCs w:val="22"/>
+          <w:lang w:val="en-IN"/>
+        </w:rPr>
+        <w:t>authenticate</w:t>
+      </w:r>
+      <w:r>
+        <w:rPr>
+          <w:rFonts w:hint="default" w:ascii="Bodoni MT" w:hAnsi="Bodoni MT" w:eastAsia="等线" w:cs="Bodoni MT"/>
+          <w:b w:val="0"/>
+          <w:bCs w:val="0"/>
+          <w:i w:val="0"/>
+          <w:iCs w:val="0"/>
+          <w:sz w:val="22"/>
+          <w:szCs w:val="22"/>
+          <w:lang w:val="en-IN"/>
+        </w:rPr>
+        <w:t xml:space="preserve"> method of </w:t>
+      </w:r>
+      <w:r>
+        <w:rPr>
+          <w:rFonts w:hint="default" w:ascii="Bodoni MT" w:hAnsi="Bodoni MT" w:eastAsia="等线" w:cs="Bodoni MT"/>
+          <w:b/>
+          <w:bCs/>
+          <w:i w:val="0"/>
+          <w:iCs w:val="0"/>
+          <w:sz w:val="22"/>
+          <w:szCs w:val="22"/>
+          <w:lang w:val="en-IN"/>
+        </w:rPr>
+        <w:t>AuthenticationProvider</w:t>
+      </w:r>
+      <w:r>
+        <w:rPr>
+          <w:rFonts w:hint="default" w:ascii="Bodoni MT" w:hAnsi="Bodoni MT" w:eastAsia="等线" w:cs="Bodoni MT"/>
+          <w:b w:val="0"/>
+          <w:bCs w:val="0"/>
+          <w:i w:val="0"/>
+          <w:iCs w:val="0"/>
+          <w:sz w:val="22"/>
+          <w:szCs w:val="22"/>
+          <w:lang w:val="en-IN"/>
+        </w:rPr>
+        <w:t>.</w:t>
+      </w:r>
+      <w:r>
+        <w:rPr>
+          <w:rFonts w:hint="default" w:ascii="Bodoni MT" w:hAnsi="Bodoni MT" w:eastAsia="等线" w:cs="Bodoni MT"/>
+          <w:b w:val="0"/>
+          <w:bCs w:val="0"/>
+          <w:i w:val="0"/>
+          <w:iCs w:val="0"/>
+          <w:sz w:val="22"/>
+          <w:szCs w:val="22"/>
+          <w:lang w:val="en-IN"/>
+        </w:rPr>
+        <w:br w:type="textWrapping"/>
+      </w:r>
+      <w:r>
+        <w:rPr>
+          <w:rFonts w:hint="default" w:ascii="Bodoni MT" w:hAnsi="Bodoni MT" w:eastAsia="等线" w:cs="Bodoni MT"/>
+          <w:b w:val="0"/>
+          <w:bCs w:val="0"/>
+          <w:i w:val="0"/>
+          <w:iCs w:val="0"/>
+          <w:sz w:val="22"/>
+          <w:szCs w:val="22"/>
+          <w:lang w:val="en-IN"/>
+        </w:rPr>
+        <w:t xml:space="preserve">[ when it’ll get a non-null authentication object from provider’s authenticate method, it break; and </w:t>
+      </w:r>
+      <w:r>
+        <w:rPr>
+          <w:rFonts w:hint="default" w:ascii="Bodoni MT" w:hAnsi="Bodoni MT" w:eastAsia="等线" w:cs="Bodoni MT"/>
+          <w:b w:val="0"/>
+          <w:bCs w:val="0"/>
+          <w:i w:val="0"/>
+          <w:iCs w:val="0"/>
+          <w:sz w:val="22"/>
+          <w:szCs w:val="22"/>
+          <w:shd w:val="clear" w:color="FFFFFF" w:fill="D9D9D9"/>
+          <w:lang w:val="en-IN"/>
+        </w:rPr>
+        <w:t xml:space="preserve">store the result in </w:t>
+      </w:r>
+      <w:r>
+        <w:rPr>
+          <w:rFonts w:hint="default" w:ascii="Bodoni MT" w:hAnsi="Bodoni MT" w:eastAsia="等线" w:cs="Bodoni MT"/>
+          <w:b/>
+          <w:bCs/>
+          <w:i/>
+          <w:iCs/>
+          <w:sz w:val="22"/>
+          <w:szCs w:val="22"/>
+          <w:shd w:val="clear" w:color="FFFFFF" w:fill="D9D9D9"/>
+          <w:lang w:val="en-IN"/>
+        </w:rPr>
+        <w:t>AuthenticationToken</w:t>
+      </w:r>
+      <w:r>
+        <w:rPr>
+          <w:rFonts w:hint="default" w:ascii="Bodoni MT" w:hAnsi="Bodoni MT" w:eastAsia="等线" w:cs="Bodoni MT"/>
+          <w:b/>
+          <w:bCs/>
+          <w:i w:val="0"/>
+          <w:iCs w:val="0"/>
+          <w:sz w:val="22"/>
+          <w:szCs w:val="22"/>
+          <w:shd w:val="clear" w:color="FFFFFF" w:fill="D9D9D9"/>
+          <w:lang w:val="en-IN"/>
+        </w:rPr>
+        <w:t xml:space="preserve"> </w:t>
+      </w:r>
+      <w:r>
+        <w:rPr>
+          <w:rFonts w:hint="default" w:ascii="Bodoni MT" w:hAnsi="Bodoni MT" w:eastAsia="等线" w:cs="Bodoni MT"/>
+          <w:b w:val="0"/>
+          <w:bCs w:val="0"/>
+          <w:i w:val="0"/>
+          <w:iCs w:val="0"/>
+          <w:color w:val="00B0F0"/>
+          <w:sz w:val="22"/>
+          <w:szCs w:val="22"/>
+          <w:shd w:val="clear" w:color="FFFFFF" w:fill="D9D9D9"/>
+          <w:lang w:val="en-IN"/>
+        </w:rPr>
+        <w:t>(copyDetails)</w:t>
+      </w:r>
+      <w:r>
+        <w:rPr>
+          <w:rFonts w:hint="default" w:ascii="Bodoni MT" w:hAnsi="Bodoni MT" w:eastAsia="等线" w:cs="Bodoni MT"/>
+          <w:b w:val="0"/>
+          <w:bCs w:val="0"/>
+          <w:i w:val="0"/>
+          <w:iCs w:val="0"/>
+          <w:sz w:val="22"/>
+          <w:szCs w:val="22"/>
+          <w:lang w:val="en-IN"/>
+        </w:rPr>
+        <w:t>]</w:t>
+      </w:r>
+    </w:p>
+    <w:p>
+      <w:pPr>
+        <w:keepNext w:val="0"/>
+        <w:keepLines w:val="0"/>
+        <w:widowControl/>
+        <w:numPr>
+          <w:ilvl w:val="1"/>
+          <w:numId w:val="11"/>
+        </w:numPr>
+        <w:suppressLineNumbers w:val="0"/>
+        <w:spacing w:before="0" w:beforeAutospacing="0" w:after="0" w:afterAutospacing="0" w:line="360" w:lineRule="auto"/>
+        <w:ind w:left="840" w:leftChars="0" w:right="0" w:hanging="420" w:firstLineChars="0"/>
+        <w:jc w:val="left"/>
+        <w:rPr>
+          <w:rFonts w:hint="default" w:ascii="Bodoni MT" w:hAnsi="Bodoni MT" w:eastAsia="等线" w:cs="Bodoni MT"/>
+          <w:sz w:val="22"/>
+          <w:szCs w:val="22"/>
+        </w:rPr>
+      </w:pPr>
+      <w:r>
+        <w:rPr>
+          <w:rFonts w:hint="default" w:ascii="Bodoni MT" w:hAnsi="Bodoni MT" w:eastAsia="等线" w:cs="Bodoni MT"/>
+          <w:b w:val="0"/>
+          <w:bCs w:val="0"/>
+          <w:i w:val="0"/>
+          <w:iCs w:val="0"/>
+          <w:sz w:val="22"/>
+          <w:szCs w:val="22"/>
+          <w:lang w:val="en-IN"/>
+        </w:rPr>
+        <w:t xml:space="preserve">Also, </w:t>
+      </w:r>
+      <w:r>
+        <w:rPr>
+          <w:rFonts w:hint="default" w:ascii="Bodoni MT" w:hAnsi="Bodoni MT" w:eastAsia="等线" w:cs="Bodoni MT"/>
+          <w:b/>
+          <w:bCs/>
+          <w:i w:val="0"/>
+          <w:iCs w:val="0"/>
+          <w:sz w:val="22"/>
+          <w:szCs w:val="22"/>
+          <w:lang w:val="en-IN"/>
+        </w:rPr>
+        <w:t>Authentication</w:t>
+      </w:r>
+      <w:r>
+        <w:rPr>
+          <w:rFonts w:hint="default" w:ascii="Bodoni MT" w:hAnsi="Bodoni MT" w:eastAsia="等线" w:cs="Bodoni MT"/>
+          <w:b w:val="0"/>
+          <w:bCs w:val="0"/>
+          <w:i w:val="0"/>
+          <w:iCs w:val="0"/>
+          <w:sz w:val="22"/>
+          <w:szCs w:val="22"/>
+          <w:lang w:val="en-IN"/>
+        </w:rPr>
+        <w:t xml:space="preserve"> (interface) extends </w:t>
+      </w:r>
+      <w:r>
+        <w:rPr>
+          <w:rFonts w:hint="default" w:ascii="Bodoni MT" w:hAnsi="Bodoni MT" w:eastAsia="等线" w:cs="Bodoni MT"/>
+          <w:b/>
+          <w:bCs/>
+          <w:i w:val="0"/>
+          <w:iCs w:val="0"/>
+          <w:sz w:val="22"/>
+          <w:szCs w:val="22"/>
+          <w:lang w:val="en-IN"/>
+        </w:rPr>
+        <w:t>Principal</w:t>
+      </w:r>
+      <w:r>
+        <w:rPr>
+          <w:rFonts w:hint="default" w:ascii="Bodoni MT" w:hAnsi="Bodoni MT" w:eastAsia="等线" w:cs="Bodoni MT"/>
+          <w:b w:val="0"/>
+          <w:bCs w:val="0"/>
+          <w:i w:val="0"/>
+          <w:iCs w:val="0"/>
+          <w:sz w:val="22"/>
+          <w:szCs w:val="22"/>
+          <w:lang w:val="en-IN"/>
+        </w:rPr>
+        <w:t xml:space="preserve"> (interface), and this </w:t>
+      </w:r>
+      <w:r>
+        <w:rPr>
+          <w:rFonts w:hint="default" w:ascii="Bodoni MT" w:hAnsi="Bodoni MT" w:eastAsia="等线" w:cs="Bodoni MT"/>
+          <w:b w:val="0"/>
+          <w:bCs w:val="0"/>
+          <w:i/>
+          <w:iCs/>
+          <w:sz w:val="22"/>
+          <w:szCs w:val="22"/>
+          <w:lang w:val="en-IN"/>
+        </w:rPr>
+        <w:t>Principal</w:t>
+      </w:r>
+      <w:r>
+        <w:rPr>
+          <w:rFonts w:hint="default" w:ascii="Bodoni MT" w:hAnsi="Bodoni MT" w:eastAsia="等线" w:cs="Bodoni MT"/>
+          <w:b w:val="0"/>
+          <w:bCs w:val="0"/>
+          <w:i w:val="0"/>
+          <w:iCs w:val="0"/>
+          <w:sz w:val="22"/>
+          <w:szCs w:val="22"/>
+          <w:lang w:val="en-IN"/>
+        </w:rPr>
+        <w:t xml:space="preserve"> interface contains a method </w:t>
+      </w:r>
+      <w:r>
+        <w:rPr>
+          <w:rFonts w:hint="default" w:ascii="Bodoni MT" w:hAnsi="Bodoni MT" w:eastAsia="等线" w:cs="Bodoni MT"/>
+          <w:b w:val="0"/>
+          <w:bCs w:val="0"/>
+          <w:i/>
+          <w:iCs/>
+          <w:sz w:val="22"/>
+          <w:szCs w:val="22"/>
+          <w:lang w:val="en-IN"/>
+        </w:rPr>
+        <w:t>getName()</w:t>
+      </w:r>
+      <w:r>
+        <w:rPr>
+          <w:rFonts w:hint="default" w:ascii="Bodoni MT" w:hAnsi="Bodoni MT" w:eastAsia="等线" w:cs="Bodoni MT"/>
+          <w:b w:val="0"/>
+          <w:bCs w:val="0"/>
+          <w:i w:val="0"/>
+          <w:iCs w:val="0"/>
+          <w:sz w:val="22"/>
+          <w:szCs w:val="22"/>
+          <w:lang w:val="en-IN"/>
+        </w:rPr>
+        <w:t xml:space="preserve"> which returns the username.</w:t>
+      </w:r>
+      <w:r>
+        <w:rPr>
+          <w:rFonts w:hint="default" w:ascii="Bodoni MT" w:hAnsi="Bodoni MT" w:eastAsia="等线" w:cs="Bodoni MT"/>
+          <w:b w:val="0"/>
+          <w:bCs w:val="0"/>
+          <w:i w:val="0"/>
+          <w:iCs w:val="0"/>
+          <w:sz w:val="22"/>
+          <w:szCs w:val="22"/>
+          <w:lang w:val="en-IN"/>
+        </w:rPr>
+        <w:br w:type="textWrapping"/>
+      </w:r>
+      <w:r>
+        <w:rPr>
+          <w:rFonts w:hint="default" w:ascii="Bodoni MT" w:hAnsi="Bodoni MT" w:eastAsia="等线" w:cs="Bodoni MT"/>
+          <w:b w:val="0"/>
+          <w:bCs w:val="0"/>
+          <w:i w:val="0"/>
+          <w:iCs w:val="0"/>
+          <w:sz w:val="22"/>
+          <w:szCs w:val="22"/>
+          <w:lang w:val="en-IN"/>
+        </w:rPr>
+        <w:t xml:space="preserve">If username is stored as principal then it returns directly, otherwise it calls the </w:t>
+      </w:r>
+      <w:r>
+        <w:rPr>
+          <w:rFonts w:hint="default" w:ascii="Bodoni MT" w:hAnsi="Bodoni MT" w:eastAsia="等线" w:cs="Bodoni MT"/>
+          <w:b w:val="0"/>
+          <w:bCs w:val="0"/>
+          <w:i/>
+          <w:iCs/>
+          <w:sz w:val="22"/>
+          <w:szCs w:val="22"/>
+          <w:lang w:val="en-IN"/>
+        </w:rPr>
+        <w:t>getUsername()</w:t>
+      </w:r>
+      <w:r>
+        <w:rPr>
+          <w:rFonts w:hint="default" w:ascii="Bodoni MT" w:hAnsi="Bodoni MT" w:eastAsia="等线" w:cs="Bodoni MT"/>
+          <w:b w:val="0"/>
+          <w:bCs w:val="0"/>
+          <w:i w:val="0"/>
+          <w:iCs w:val="0"/>
+          <w:sz w:val="22"/>
+          <w:szCs w:val="22"/>
+          <w:lang w:val="en-IN"/>
+        </w:rPr>
+        <w:t xml:space="preserve"> method of the </w:t>
+      </w:r>
+      <w:r>
+        <w:rPr>
+          <w:rFonts w:hint="default" w:ascii="Bodoni MT" w:hAnsi="Bodoni MT" w:eastAsia="等线" w:cs="Bodoni MT"/>
+          <w:b/>
+          <w:bCs/>
+          <w:i w:val="0"/>
+          <w:iCs w:val="0"/>
+          <w:sz w:val="22"/>
+          <w:szCs w:val="22"/>
+          <w:lang w:val="en-IN"/>
+        </w:rPr>
+        <w:t>UserDetails</w:t>
+      </w:r>
+      <w:r>
+        <w:rPr>
+          <w:rFonts w:hint="default" w:ascii="Bodoni MT" w:hAnsi="Bodoni MT" w:eastAsia="等线" w:cs="Bodoni MT"/>
+          <w:b w:val="0"/>
+          <w:bCs w:val="0"/>
+          <w:i w:val="0"/>
+          <w:iCs w:val="0"/>
+          <w:sz w:val="22"/>
+          <w:szCs w:val="22"/>
+          <w:lang w:val="en-IN"/>
+        </w:rPr>
+        <w:t xml:space="preserve"> object.  [ which is implemented by our Entity ]</w:t>
+      </w:r>
+      <w:r>
+        <w:rPr>
+          <w:rFonts w:hint="default" w:ascii="Bodoni MT" w:hAnsi="Bodoni MT" w:eastAsia="等线" w:cs="Bodoni MT"/>
+          <w:b w:val="0"/>
+          <w:bCs w:val="0"/>
+          <w:i w:val="0"/>
+          <w:iCs w:val="0"/>
+          <w:sz w:val="22"/>
+          <w:szCs w:val="22"/>
+          <w:lang w:val="en-IN"/>
+        </w:rPr>
+        <w:br w:type="textWrapping"/>
+      </w:r>
+      <w:r>
+        <w:rPr>
+          <w:rFonts w:hint="default" w:ascii="Bodoni MT" w:hAnsi="Bodoni MT" w:eastAsia="等线" w:cs="Bodoni MT"/>
+          <w:b w:val="0"/>
+          <w:bCs w:val="0"/>
+          <w:i w:val="0"/>
+          <w:iCs w:val="0"/>
+          <w:sz w:val="22"/>
+          <w:szCs w:val="22"/>
+          <w:lang w:val="en-IN"/>
+        </w:rPr>
+        <w:t xml:space="preserve">this </w:t>
+      </w:r>
+      <w:r>
+        <w:rPr>
+          <w:rFonts w:hint="default" w:ascii="Bodoni MT" w:hAnsi="Bodoni MT" w:eastAsia="等线" w:cs="Bodoni MT"/>
+          <w:b/>
+          <w:bCs/>
+          <w:i/>
+          <w:iCs/>
+          <w:sz w:val="22"/>
+          <w:szCs w:val="22"/>
+          <w:lang w:val="en-IN"/>
+        </w:rPr>
+        <w:t>getName()</w:t>
+      </w:r>
+      <w:r>
+        <w:rPr>
+          <w:rFonts w:hint="default" w:ascii="Bodoni MT" w:hAnsi="Bodoni MT" w:eastAsia="等线" w:cs="Bodoni MT"/>
+          <w:b w:val="0"/>
+          <w:bCs w:val="0"/>
+          <w:i w:val="0"/>
+          <w:iCs w:val="0"/>
+          <w:sz w:val="22"/>
+          <w:szCs w:val="22"/>
+          <w:lang w:val="en-IN"/>
+        </w:rPr>
+        <w:t xml:space="preserve"> method is present inside </w:t>
+      </w:r>
+      <w:r>
+        <w:rPr>
+          <w:rFonts w:hint="default" w:ascii="Bodoni MT" w:hAnsi="Bodoni MT" w:eastAsia="等线" w:cs="Bodoni MT"/>
+          <w:b/>
+          <w:bCs/>
+          <w:i w:val="0"/>
+          <w:iCs w:val="0"/>
+          <w:sz w:val="22"/>
+          <w:szCs w:val="22"/>
+          <w:lang w:val="en-IN"/>
+        </w:rPr>
+        <w:t>AbstractAuthenticationToken</w:t>
+      </w:r>
+      <w:r>
+        <w:rPr>
+          <w:rFonts w:hint="default" w:ascii="Bodoni MT" w:hAnsi="Bodoni MT" w:eastAsia="等线" w:cs="Bodoni MT"/>
+          <w:b w:val="0"/>
+          <w:bCs w:val="0"/>
+          <w:i w:val="0"/>
+          <w:iCs w:val="0"/>
+          <w:sz w:val="22"/>
+          <w:szCs w:val="22"/>
+          <w:lang w:val="en-IN"/>
+        </w:rPr>
+        <w:t xml:space="preserve"> (abstract class) which implements </w:t>
+      </w:r>
+      <w:r>
+        <w:rPr>
+          <w:rFonts w:hint="default" w:ascii="Bodoni MT" w:hAnsi="Bodoni MT" w:eastAsia="等线" w:cs="Bodoni MT"/>
+          <w:b/>
+          <w:bCs/>
+          <w:i w:val="0"/>
+          <w:iCs w:val="0"/>
+          <w:sz w:val="22"/>
+          <w:szCs w:val="22"/>
+          <w:lang w:val="en-IN"/>
+        </w:rPr>
+        <w:t>Authentication</w:t>
+      </w:r>
+      <w:r>
+        <w:rPr>
+          <w:rFonts w:hint="default" w:ascii="Bodoni MT" w:hAnsi="Bodoni MT" w:eastAsia="等线" w:cs="Bodoni MT"/>
+          <w:b w:val="0"/>
+          <w:bCs w:val="0"/>
+          <w:i w:val="0"/>
+          <w:iCs w:val="0"/>
+          <w:sz w:val="22"/>
+          <w:szCs w:val="22"/>
+          <w:lang w:val="en-IN"/>
+        </w:rPr>
+        <w:t xml:space="preserve"> (interface)</w:t>
+      </w:r>
+    </w:p>
+    <w:p>
+      <w:pPr>
+        <w:keepNext w:val="0"/>
+        <w:keepLines w:val="0"/>
+        <w:widowControl/>
+        <w:numPr>
+          <w:ilvl w:val="2"/>
+          <w:numId w:val="11"/>
+        </w:numPr>
+        <w:suppressLineNumbers w:val="0"/>
+        <w:spacing w:before="0" w:beforeAutospacing="0" w:after="0" w:afterAutospacing="0" w:line="360" w:lineRule="auto"/>
+        <w:ind w:left="1260" w:leftChars="0" w:right="0" w:hanging="420" w:firstLineChars="0"/>
+        <w:jc w:val="left"/>
+        <w:rPr>
+          <w:rFonts w:hint="default" w:ascii="Bodoni MT" w:hAnsi="Bodoni MT" w:eastAsia="等线" w:cs="Bodoni MT"/>
+          <w:sz w:val="22"/>
+          <w:szCs w:val="22"/>
+        </w:rPr>
+      </w:pPr>
+      <w:r>
+        <w:drawing>
+          <wp:inline distT="0" distB="0" distL="114300" distR="114300">
+            <wp:extent cx="4671695" cy="2173605"/>
+            <wp:effectExtent l="0" t="0" r="1905" b="10795"/>
+            <wp:docPr id="4" name="Picture 2"/>
+            <wp:cNvGraphicFramePr>
+              <a:graphicFrameLocks xmlns:a="http://schemas.openxmlformats.org/drawingml/2006/main" noChangeAspect="1"/>
+            </wp:cNvGraphicFramePr>
+            <a:graphic xmlns:a="http://schemas.openxmlformats.org/drawingml/2006/main">
+              <a:graphicData uri="http://schemas.openxmlformats.org/drawingml/2006/picture">
+                <pic:pic xmlns:pic="http://schemas.openxmlformats.org/drawingml/2006/picture">
+                  <pic:nvPicPr>
+                    <pic:cNvPr id="4" name="Picture 2"/>
+                    <pic:cNvPicPr>
+                      <a:picLocks noChangeAspect="1"/>
+                    </pic:cNvPicPr>
+                  </pic:nvPicPr>
+                  <pic:blipFill>
+                    <a:blip r:embed="rId24"/>
+                    <a:stretch>
+                      <a:fillRect/>
+                    </a:stretch>
+                  </pic:blipFill>
+                  <pic:spPr>
+                    <a:xfrm>
+                      <a:off x="0" y="0"/>
+                      <a:ext cx="4671695" cy="2173605"/>
+                    </a:xfrm>
+                    <a:prstGeom prst="rect">
+                      <a:avLst/>
+                    </a:prstGeom>
+                    <a:noFill/>
+                    <a:ln>
+                      <a:noFill/>
+                    </a:ln>
+                  </pic:spPr>
+                </pic:pic>
+              </a:graphicData>
+            </a:graphic>
+          </wp:inline>
+        </w:drawing>
+      </w:r>
+    </w:p>
+    <w:p>
+      <w:pPr>
+        <w:keepNext w:val="0"/>
+        <w:keepLines w:val="0"/>
+        <w:widowControl/>
+        <w:numPr>
+          <w:ilvl w:val="1"/>
+          <w:numId w:val="11"/>
+        </w:numPr>
+        <w:suppressLineNumbers w:val="0"/>
+        <w:spacing w:before="0" w:beforeAutospacing="0" w:after="0" w:afterAutospacing="0" w:line="360" w:lineRule="auto"/>
+        <w:ind w:left="840" w:leftChars="0" w:right="0" w:hanging="420" w:firstLineChars="0"/>
+        <w:jc w:val="left"/>
+        <w:rPr>
+          <w:rFonts w:hint="default" w:ascii="Bodoni MT" w:hAnsi="Bodoni MT" w:eastAsia="等线" w:cs="Bodoni MT"/>
+          <w:sz w:val="22"/>
+          <w:szCs w:val="22"/>
+        </w:rPr>
+      </w:pPr>
+      <w:r>
+        <w:rPr>
+          <w:rFonts w:hint="default" w:ascii="Bodoni MT" w:hAnsi="Bodoni MT" w:eastAsia="等线" w:cs="Bodoni MT"/>
+          <w:sz w:val="22"/>
+          <w:szCs w:val="22"/>
+          <w:lang w:val="en-IN"/>
+        </w:rPr>
+        <w:t>F</w:t>
+      </w:r>
+    </w:p>
+    <w:p>
+      <w:pPr>
+        <w:keepNext w:val="0"/>
+        <w:keepLines w:val="0"/>
+        <w:widowControl/>
+        <w:numPr>
+          <w:numId w:val="0"/>
+        </w:numPr>
+        <w:suppressLineNumbers w:val="0"/>
+        <w:spacing w:before="0" w:beforeAutospacing="0" w:after="0" w:afterAutospacing="0" w:line="360" w:lineRule="auto"/>
+        <w:ind w:right="0" w:rightChars="0"/>
+        <w:jc w:val="left"/>
+        <w:rPr>
+          <w:rFonts w:hint="default" w:ascii="Bodoni MT" w:hAnsi="Bodoni MT" w:eastAsia="等线" w:cs="Bodoni MT"/>
+          <w:sz w:val="22"/>
+          <w:szCs w:val="22"/>
+        </w:rPr>
+      </w:pPr>
+      <w:r>
+        <w:drawing>
+          <wp:inline distT="0" distB="0" distL="114300" distR="114300">
+            <wp:extent cx="6388100" cy="2533015"/>
+            <wp:effectExtent l="0" t="0" r="0" b="6985"/>
+            <wp:docPr id="32" name="Picture 3"/>
+            <wp:cNvGraphicFramePr>
+              <a:graphicFrameLocks xmlns:a="http://schemas.openxmlformats.org/drawingml/2006/main" noChangeAspect="1"/>
+            </wp:cNvGraphicFramePr>
+            <a:graphic xmlns:a="http://schemas.openxmlformats.org/drawingml/2006/main">
+              <a:graphicData uri="http://schemas.openxmlformats.org/drawingml/2006/picture">
+                <pic:pic xmlns:pic="http://schemas.openxmlformats.org/drawingml/2006/picture">
+                  <pic:nvPicPr>
+                    <pic:cNvPr id="32" name="Picture 3"/>
+                    <pic:cNvPicPr>
+                      <a:picLocks noChangeAspect="1"/>
+                    </pic:cNvPicPr>
+                  </pic:nvPicPr>
+                  <pic:blipFill>
+                    <a:blip r:embed="rId25"/>
+                    <a:srcRect l="2044" t="4693" r="2165" b="9632"/>
+                    <a:stretch>
+                      <a:fillRect/>
+                    </a:stretch>
+                  </pic:blipFill>
+                  <pic:spPr>
+                    <a:xfrm>
+                      <a:off x="0" y="0"/>
+                      <a:ext cx="6388100" cy="2533015"/>
+                    </a:xfrm>
+                    <a:prstGeom prst="rect">
+                      <a:avLst/>
+                    </a:prstGeom>
+                    <a:noFill/>
+                    <a:ln>
+                      <a:noFill/>
+                    </a:ln>
+                  </pic:spPr>
+                </pic:pic>
+              </a:graphicData>
+            </a:graphic>
+          </wp:inline>
+        </w:drawing>
+      </w:r>
+    </w:p>
+    <w:p>
+      <w:pPr>
+        <w:keepNext w:val="0"/>
+        <w:keepLines w:val="0"/>
+        <w:widowControl/>
+        <w:numPr>
+          <w:ilvl w:val="1"/>
+          <w:numId w:val="11"/>
+        </w:numPr>
+        <w:suppressLineNumbers w:val="0"/>
+        <w:spacing w:before="0" w:beforeAutospacing="0" w:after="0" w:afterAutospacing="0" w:line="360" w:lineRule="auto"/>
+        <w:ind w:left="840" w:leftChars="0" w:right="0" w:hanging="420" w:firstLineChars="0"/>
+        <w:jc w:val="left"/>
+        <w:rPr>
+          <w:rFonts w:hint="default" w:ascii="Bodoni MT" w:hAnsi="Bodoni MT" w:eastAsia="等线" w:cs="Bodoni MT"/>
+          <w:color w:val="FFFFFF" w:themeColor="background1"/>
+          <w:sz w:val="22"/>
+          <w:szCs w:val="22"/>
+          <w:highlight w:val="darkMagenta"/>
+          <w:u w:val="single"/>
+          <w14:textFill>
+            <w14:solidFill>
+              <w14:schemeClr w14:val="bg1"/>
+            </w14:solidFill>
+          </w14:textFill>
+        </w:rPr>
+      </w:pPr>
+      <w:r>
+        <w:rPr>
+          <w:rFonts w:hint="default" w:ascii="Bodoni MT" w:hAnsi="Bodoni MT" w:eastAsia="等线" w:cs="Bodoni MT"/>
+          <w:color w:val="FFFFFF" w:themeColor="background1"/>
+          <w:sz w:val="22"/>
+          <w:szCs w:val="22"/>
+          <w:highlight w:val="darkMagenta"/>
+          <w:u w:val="single"/>
+          <w:lang w:val="en-IN"/>
+          <w14:textFill>
+            <w14:solidFill>
+              <w14:schemeClr w14:val="bg1"/>
+            </w14:solidFill>
+          </w14:textFill>
+        </w:rPr>
+        <w:t xml:space="preserve">                                                                    </w:t>
+      </w:r>
     </w:p>
     <w:p>
       <w:pPr>
@@ -6170,7 +7076,7 @@
                     </pic:cNvPicPr>
                   </pic:nvPicPr>
                   <pic:blipFill>
-                    <a:blip r:embed="rId23"/>
+                    <a:blip r:embed="rId26"/>
                     <a:stretch>
                       <a:fillRect/>
                     </a:stretch>
@@ -7024,7 +7930,7 @@
                     </pic:cNvPicPr>
                   </pic:nvPicPr>
                   <pic:blipFill>
-                    <a:blip r:embed="rId24"/>
+                    <a:blip r:embed="rId27"/>
                     <a:stretch>
                       <a:fillRect/>
                     </a:stretch>
@@ -7119,7 +8025,7 @@
                     </pic:cNvPicPr>
                   </pic:nvPicPr>
                   <pic:blipFill>
-                    <a:blip r:embed="rId25"/>
+                    <a:blip r:embed="rId28"/>
                     <a:stretch>
                       <a:fillRect/>
                     </a:stretch>
@@ -7185,7 +8091,7 @@
                     </pic:cNvPicPr>
                   </pic:nvPicPr>
                   <pic:blipFill>
-                    <a:blip r:embed="rId26"/>
+                    <a:blip r:embed="rId29"/>
                     <a:stretch>
                       <a:fillRect/>
                     </a:stretch>
@@ -7311,7 +8217,7 @@
                     </pic:cNvPicPr>
                   </pic:nvPicPr>
                   <pic:blipFill>
-                    <a:blip r:embed="rId27"/>
+                    <a:blip r:embed="rId30"/>
                     <a:stretch>
                       <a:fillRect/>
                     </a:stretch>
@@ -7554,7 +8460,7 @@
                     </pic:cNvPicPr>
                   </pic:nvPicPr>
                   <pic:blipFill>
-                    <a:blip r:embed="rId28"/>
+                    <a:blip r:embed="rId31"/>
                     <a:stretch>
                       <a:fillRect/>
                     </a:stretch>
@@ -7596,15 +8502,15 @@
           <w:rFonts w:hint="default" w:ascii="Bodoni MT" w:hAnsi="Bodoni MT" w:eastAsia="等线" w:cs="Bodoni MT"/>
           <w:sz w:val="22"/>
           <w:szCs w:val="22"/>
-          <w:highlight w:val="lightGray"/>
-        </w:rPr>
-      </w:pPr>
-      <w:r>
-        <w:rPr>
-          <w:rFonts w:hint="default" w:ascii="Bodoni MT" w:hAnsi="Bodoni MT" w:eastAsia="等线" w:cs="Bodoni MT"/>
-          <w:sz w:val="22"/>
-          <w:szCs w:val="22"/>
-          <w:highlight w:val="lightGray"/>
+          <w:highlight w:val="none"/>
+        </w:rPr>
+      </w:pPr>
+      <w:r>
+        <w:rPr>
+          <w:rFonts w:hint="default" w:ascii="Bodoni MT" w:hAnsi="Bodoni MT" w:eastAsia="等线" w:cs="Bodoni MT"/>
+          <w:sz w:val="22"/>
+          <w:szCs w:val="22"/>
+          <w:highlight w:val="none"/>
           <w:lang w:val="en-IN"/>
         </w:rPr>
         <w:t xml:space="preserve">We have 2 things here, one is userDetailsProvider (of type </w:t>
@@ -7615,7 +8521,7 @@
           <w:color w:val="7030A0"/>
           <w:sz w:val="22"/>
           <w:szCs w:val="22"/>
-          <w:highlight w:val="lightGray"/>
+          <w:highlight w:val="none"/>
           <w:lang w:val="en-IN"/>
         </w:rPr>
         <w:t>UserDetailsService</w:t>
@@ -7625,7 +8531,7 @@
           <w:rFonts w:hint="default" w:ascii="Bodoni MT" w:hAnsi="Bodoni MT" w:eastAsia="等线" w:cs="Bodoni MT"/>
           <w:sz w:val="22"/>
           <w:szCs w:val="22"/>
-          <w:highlight w:val="lightGray"/>
+          <w:highlight w:val="none"/>
           <w:lang w:val="en-IN"/>
         </w:rPr>
         <w:t xml:space="preserve">) and passwordEncoder (of type </w:t>
@@ -7636,7 +8542,7 @@
           <w:color w:val="7030A0"/>
           <w:sz w:val="22"/>
           <w:szCs w:val="22"/>
-          <w:highlight w:val="lightGray"/>
+          <w:highlight w:val="none"/>
           <w:lang w:val="en-IN"/>
         </w:rPr>
         <w:t>PasswordEncoder</w:t>
@@ -7646,7 +8552,7 @@
           <w:rFonts w:hint="default" w:ascii="Bodoni MT" w:hAnsi="Bodoni MT" w:eastAsia="等线" w:cs="Bodoni MT"/>
           <w:sz w:val="22"/>
           <w:szCs w:val="22"/>
-          <w:highlight w:val="lightGray"/>
+          <w:highlight w:val="none"/>
           <w:lang w:val="en-IN"/>
         </w:rPr>
         <w:t>)</w:t>
@@ -7669,15 +8575,15 @@
           <w:rFonts w:hint="default" w:ascii="Bodoni MT" w:hAnsi="Bodoni MT" w:eastAsia="等线" w:cs="Bodoni MT"/>
           <w:sz w:val="22"/>
           <w:szCs w:val="22"/>
-          <w:highlight w:val="lightGray"/>
-        </w:rPr>
-      </w:pPr>
-      <w:r>
-        <w:rPr>
-          <w:rFonts w:hint="default" w:ascii="Bodoni MT" w:hAnsi="Bodoni MT" w:eastAsia="等线" w:cs="Bodoni MT"/>
-          <w:sz w:val="22"/>
-          <w:szCs w:val="22"/>
-          <w:highlight w:val="lightGray"/>
+          <w:highlight w:val="none"/>
+        </w:rPr>
+      </w:pPr>
+      <w:r>
+        <w:rPr>
+          <w:rFonts w:hint="default" w:ascii="Bodoni MT" w:hAnsi="Bodoni MT" w:eastAsia="等线" w:cs="Bodoni MT"/>
+          <w:sz w:val="22"/>
+          <w:szCs w:val="22"/>
+          <w:highlight w:val="none"/>
           <w:lang w:val="en-IN"/>
         </w:rPr>
         <w:t xml:space="preserve">It first get the object returned from the method </w:t>
@@ -7689,7 +8595,7 @@
           <w:bCs/>
           <w:sz w:val="22"/>
           <w:szCs w:val="22"/>
-          <w:highlight w:val="lightGray"/>
+          <w:highlight w:val="none"/>
           <w:lang w:val="en-IN"/>
         </w:rPr>
         <w:t>loadUserByUserName</w:t>
@@ -7701,7 +8607,7 @@
           <w:bCs w:val="0"/>
           <w:sz w:val="22"/>
           <w:szCs w:val="22"/>
-          <w:highlight w:val="lightGray"/>
+          <w:highlight w:val="none"/>
           <w:lang w:val="en-IN"/>
         </w:rPr>
         <w:t>.</w:t>
@@ -7724,17 +8630,17 @@
           <w:rFonts w:hint="default" w:ascii="Bodoni MT" w:hAnsi="Bodoni MT" w:eastAsia="等线" w:cs="Bodoni MT"/>
           <w:sz w:val="22"/>
           <w:szCs w:val="22"/>
-          <w:highlight w:val="lightGray"/>
-        </w:rPr>
-      </w:pPr>
-      <w:r>
-        <w:rPr>
-          <w:rFonts w:hint="default" w:ascii="Bodoni MT" w:hAnsi="Bodoni MT" w:eastAsia="等线" w:cs="Bodoni MT"/>
-          <w:b w:val="0"/>
-          <w:bCs w:val="0"/>
-          <w:sz w:val="22"/>
-          <w:szCs w:val="22"/>
-          <w:highlight w:val="lightGray"/>
+          <w:highlight w:val="none"/>
+        </w:rPr>
+      </w:pPr>
+      <w:r>
+        <w:rPr>
+          <w:rFonts w:hint="default" w:ascii="Bodoni MT" w:hAnsi="Bodoni MT" w:eastAsia="等线" w:cs="Bodoni MT"/>
+          <w:b w:val="0"/>
+          <w:bCs w:val="0"/>
+          <w:sz w:val="22"/>
+          <w:szCs w:val="22"/>
+          <w:highlight w:val="none"/>
           <w:lang w:val="en-IN"/>
         </w:rPr>
         <w:t xml:space="preserve">Then it calls the methods: </w:t>
@@ -7746,7 +8652,7 @@
           <w:bCs/>
           <w:sz w:val="22"/>
           <w:szCs w:val="22"/>
-          <w:highlight w:val="lightGray"/>
+          <w:highlight w:val="none"/>
           <w:lang w:val="en-IN"/>
         </w:rPr>
         <w:t>getUsername</w:t>
@@ -7758,7 +8664,7 @@
           <w:bCs w:val="0"/>
           <w:sz w:val="22"/>
           <w:szCs w:val="22"/>
-          <w:highlight w:val="lightGray"/>
+          <w:highlight w:val="none"/>
           <w:lang w:val="en-IN"/>
         </w:rPr>
         <w:t xml:space="preserve"> and </w:t>
@@ -7770,7 +8676,7 @@
           <w:bCs/>
           <w:sz w:val="22"/>
           <w:szCs w:val="22"/>
-          <w:highlight w:val="lightGray"/>
+          <w:highlight w:val="none"/>
           <w:lang w:val="en-IN"/>
         </w:rPr>
         <w:t>getPassword</w:t>
@@ -7793,17 +8699,17 @@
           <w:rFonts w:hint="default" w:ascii="Bodoni MT" w:hAnsi="Bodoni MT" w:eastAsia="等线" w:cs="Bodoni MT"/>
           <w:sz w:val="22"/>
           <w:szCs w:val="22"/>
-          <w:highlight w:val="lightGray"/>
-        </w:rPr>
-      </w:pPr>
-      <w:r>
-        <w:rPr>
-          <w:rFonts w:hint="default" w:ascii="Bodoni MT" w:hAnsi="Bodoni MT" w:eastAsia="等线" w:cs="Bodoni MT"/>
-          <w:b w:val="0"/>
-          <w:bCs w:val="0"/>
-          <w:sz w:val="22"/>
-          <w:szCs w:val="22"/>
-          <w:highlight w:val="lightGray"/>
+          <w:highlight w:val="none"/>
+        </w:rPr>
+      </w:pPr>
+      <w:r>
+        <w:rPr>
+          <w:rFonts w:hint="default" w:ascii="Bodoni MT" w:hAnsi="Bodoni MT" w:eastAsia="等线" w:cs="Bodoni MT"/>
+          <w:b w:val="0"/>
+          <w:bCs w:val="0"/>
+          <w:sz w:val="22"/>
+          <w:szCs w:val="22"/>
+          <w:highlight w:val="none"/>
           <w:lang w:val="en-IN"/>
         </w:rPr>
         <w:t>Now, it validate the password by itself (via the specific hashing algorithm)</w:t>
@@ -7826,17 +8732,17 @@
           <w:rFonts w:hint="default" w:ascii="Bodoni MT" w:hAnsi="Bodoni MT" w:eastAsia="等线" w:cs="Bodoni MT"/>
           <w:sz w:val="22"/>
           <w:szCs w:val="22"/>
-          <w:highlight w:val="lightGray"/>
-        </w:rPr>
-      </w:pPr>
-      <w:r>
-        <w:rPr>
-          <w:rFonts w:hint="default" w:ascii="Bodoni MT" w:hAnsi="Bodoni MT" w:eastAsia="等线" w:cs="Bodoni MT"/>
-          <w:b w:val="0"/>
-          <w:bCs w:val="0"/>
-          <w:sz w:val="22"/>
-          <w:szCs w:val="22"/>
-          <w:highlight w:val="lightGray"/>
+          <w:highlight w:val="none"/>
+        </w:rPr>
+      </w:pPr>
+      <w:r>
+        <w:rPr>
+          <w:rFonts w:hint="default" w:ascii="Bodoni MT" w:hAnsi="Bodoni MT" w:eastAsia="等线" w:cs="Bodoni MT"/>
+          <w:b w:val="0"/>
+          <w:bCs w:val="0"/>
+          <w:sz w:val="22"/>
+          <w:szCs w:val="22"/>
+          <w:highlight w:val="none"/>
           <w:lang w:val="en-IN"/>
         </w:rPr>
         <w:t xml:space="preserve">So, </w:t>
@@ -7848,7 +8754,7 @@
           <w:bCs/>
           <w:sz w:val="22"/>
           <w:szCs w:val="22"/>
-          <w:highlight w:val="lightGray"/>
+          <w:highlight w:val="none"/>
           <w:lang w:val="en-IN"/>
         </w:rPr>
         <w:t>loadUserByUsername</w:t>
@@ -7860,7 +8766,7 @@
           <w:bCs w:val="0"/>
           <w:sz w:val="22"/>
           <w:szCs w:val="22"/>
-          <w:highlight w:val="lightGray"/>
+          <w:highlight w:val="none"/>
           <w:lang w:val="en-IN"/>
         </w:rPr>
         <w:t xml:space="preserve"> is just used to get the object of type </w:t>
@@ -7872,7 +8778,7 @@
           <w:bCs/>
           <w:sz w:val="22"/>
           <w:szCs w:val="22"/>
-          <w:highlight w:val="lightGray"/>
+          <w:highlight w:val="none"/>
           <w:lang w:val="en-IN"/>
         </w:rPr>
         <w:t>UserDetails</w:t>
@@ -7884,7 +8790,7 @@
           <w:bCs w:val="0"/>
           <w:sz w:val="22"/>
           <w:szCs w:val="22"/>
-          <w:highlight w:val="lightGray"/>
+          <w:highlight w:val="none"/>
           <w:lang w:val="en-IN"/>
         </w:rPr>
         <w:t>; remaining verification are done separately.</w:t>
@@ -8183,7 +9089,7 @@
                     </pic:cNvPicPr>
                   </pic:nvPicPr>
                   <pic:blipFill>
-                    <a:blip r:embed="rId29"/>
+                    <a:blip r:embed="rId32"/>
                     <a:stretch>
                       <a:fillRect/>
                     </a:stretch>
@@ -8317,7 +9223,7 @@
                     </pic:cNvPicPr>
                   </pic:nvPicPr>
                   <pic:blipFill>
-                    <a:blip r:embed="rId30"/>
+                    <a:blip r:embed="rId33"/>
                     <a:stretch>
                       <a:fillRect/>
                     </a:stretch>
@@ -8449,7 +9355,7 @@
                     </pic:cNvPicPr>
                   </pic:nvPicPr>
                   <pic:blipFill>
-                    <a:blip r:embed="rId31"/>
+                    <a:blip r:embed="rId34"/>
                     <a:stretch>
                       <a:fillRect/>
                     </a:stretch>
@@ -8585,7 +9491,7 @@
                     </pic:cNvPicPr>
                   </pic:nvPicPr>
                   <pic:blipFill>
-                    <a:blip r:embed="rId32"/>
+                    <a:blip r:embed="rId35"/>
                     <a:stretch>
                       <a:fillRect/>
                     </a:stretch>
@@ -8677,7 +9583,7 @@
                     </pic:cNvPicPr>
                   </pic:nvPicPr>
                   <pic:blipFill>
-                    <a:blip r:embed="rId33"/>
+                    <a:blip r:embed="rId36"/>
                     <a:stretch>
                       <a:fillRect/>
                     </a:stretch>
@@ -8823,7 +9729,7 @@
                     </pic:cNvPicPr>
                   </pic:nvPicPr>
                   <pic:blipFill>
-                    <a:blip r:embed="rId34"/>
+                    <a:blip r:embed="rId37"/>
                     <a:stretch>
                       <a:fillRect/>
                     </a:stretch>
@@ -8886,7 +9792,7 @@
                     </pic:cNvPicPr>
                   </pic:nvPicPr>
                   <pic:blipFill>
-                    <a:blip r:embed="rId35"/>
+                    <a:blip r:embed="rId38"/>
                     <a:stretch>
                       <a:fillRect/>
                     </a:stretch>
@@ -8949,7 +9855,7 @@
                     </pic:cNvPicPr>
                   </pic:nvPicPr>
                   <pic:blipFill>
-                    <a:blip r:embed="rId36"/>
+                    <a:blip r:embed="rId39"/>
                     <a:stretch>
                       <a:fillRect/>
                     </a:stretch>
@@ -9012,7 +9918,7 @@
                     </pic:cNvPicPr>
                   </pic:nvPicPr>
                   <pic:blipFill>
-                    <a:blip r:embed="rId37"/>
+                    <a:blip r:embed="rId40"/>
                     <a:stretch>
                       <a:fillRect/>
                     </a:stretch>
@@ -9629,7 +10535,7 @@
                     </pic:cNvPicPr>
                   </pic:nvPicPr>
                   <pic:blipFill>
-                    <a:blip r:embed="rId38"/>
+                    <a:blip r:embed="rId41"/>
                     <a:stretch>
                       <a:fillRect/>
                     </a:stretch>
@@ -9768,7 +10674,7 @@
                     </pic:cNvPicPr>
                   </pic:nvPicPr>
                   <pic:blipFill>
-                    <a:blip r:embed="rId39"/>
+                    <a:blip r:embed="rId42"/>
                     <a:stretch>
                       <a:fillRect/>
                     </a:stretch>
@@ -10186,6 +11092,7 @@
         </w:rPr>
         <w:t xml:space="preserve"> (which is not recommended), it uses </w:t>
       </w:r>
+      <w:bookmarkStart w:id="0" w:name="_GoBack"/>
       <w:r>
         <w:rPr>
           <w:rFonts w:hint="default" w:ascii="Bodoni MT" w:hAnsi="Bodoni MT" w:eastAsia="等线" w:cs="Bodoni MT"/>
@@ -10209,6 +11116,7 @@
         <w:t xml:space="preserve"> by default.</w:t>
       </w:r>
     </w:p>
+    <w:bookmarkEnd w:id="0"/>
     <w:p>
       <w:pPr>
         <w:keepNext w:val="0"/>
@@ -10380,7 +11288,7 @@
                     </pic:cNvPicPr>
                   </pic:nvPicPr>
                   <pic:blipFill>
-                    <a:blip r:embed="rId40"/>
+                    <a:blip r:embed="rId43"/>
                     <a:stretch>
                       <a:fillRect/>
                     </a:stretch>
@@ -11446,7 +12354,7 @@
                     </pic:cNvPicPr>
                   </pic:nvPicPr>
                   <pic:blipFill>
-                    <a:blip r:embed="rId41"/>
+                    <a:blip r:embed="rId44"/>
                     <a:stretch>
                       <a:fillRect/>
                     </a:stretch>
@@ -11999,7 +12907,7 @@
                     </pic:cNvPicPr>
                   </pic:nvPicPr>
                   <pic:blipFill>
-                    <a:blip r:embed="rId42"/>
+                    <a:blip r:embed="rId45"/>
                     <a:stretch>
                       <a:fillRect/>
                     </a:stretch>
@@ -12195,7 +13103,7 @@
                     </pic:cNvPicPr>
                   </pic:nvPicPr>
                   <pic:blipFill>
-                    <a:blip r:embed="rId43"/>
+                    <a:blip r:embed="rId46"/>
                     <a:stretch>
                       <a:fillRect/>
                     </a:stretch>
@@ -13119,7 +14027,7 @@
                     </pic:cNvPicPr>
                   </pic:nvPicPr>
                   <pic:blipFill>
-                    <a:blip r:embed="rId44"/>
+                    <a:blip r:embed="rId47"/>
                     <a:stretch>
                       <a:fillRect/>
                     </a:stretch>
@@ -13255,7 +14163,7 @@
                     </pic:cNvPicPr>
                   </pic:nvPicPr>
                   <pic:blipFill>
-                    <a:blip r:embed="rId45"/>
+                    <a:blip r:embed="rId48"/>
                     <a:stretch>
                       <a:fillRect/>
                     </a:stretch>
@@ -13642,7 +14550,7 @@
                     </pic:cNvPicPr>
                   </pic:nvPicPr>
                   <pic:blipFill>
-                    <a:blip r:embed="rId46"/>
+                    <a:blip r:embed="rId49"/>
                     <a:stretch>
                       <a:fillRect/>
                     </a:stretch>
@@ -13847,7 +14755,7 @@
                     </pic:cNvPicPr>
                   </pic:nvPicPr>
                   <pic:blipFill>
-                    <a:blip r:embed="rId47"/>
+                    <a:blip r:embed="rId50"/>
                     <a:stretch>
                       <a:fillRect/>
                     </a:stretch>
@@ -14198,7 +15106,7 @@
                     </pic:cNvPicPr>
                   </pic:nvPicPr>
                   <pic:blipFill>
-                    <a:blip r:embed="rId48"/>
+                    <a:blip r:embed="rId51"/>
                     <a:stretch>
                       <a:fillRect/>
                     </a:stretch>
@@ -14289,7 +15197,7 @@
                     </pic:cNvPicPr>
                   </pic:nvPicPr>
                   <pic:blipFill>
-                    <a:blip r:embed="rId49"/>
+                    <a:blip r:embed="rId52"/>
                     <a:stretch>
                       <a:fillRect/>
                     </a:stretch>
@@ -14397,7 +15305,7 @@
                     </pic:cNvPicPr>
                   </pic:nvPicPr>
                   <pic:blipFill>
-                    <a:blip r:embed="rId50"/>
+                    <a:blip r:embed="rId53"/>
                     <a:stretch>
                       <a:fillRect/>
                     </a:stretch>
@@ -14946,7 +15854,7 @@
                     </pic:cNvPicPr>
                   </pic:nvPicPr>
                   <pic:blipFill>
-                    <a:blip r:embed="rId51"/>
+                    <a:blip r:embed="rId54"/>
                     <a:stretch>
                       <a:fillRect/>
                     </a:stretch>
@@ -15063,7 +15971,7 @@
                     </pic:cNvPicPr>
                   </pic:nvPicPr>
                   <pic:blipFill>
-                    <a:blip r:embed="rId52"/>
+                    <a:blip r:embed="rId55"/>
                     <a:stretch>
                       <a:fillRect/>
                     </a:stretch>
@@ -15288,7 +16196,7 @@
                     </pic:cNvPicPr>
                   </pic:nvPicPr>
                   <pic:blipFill>
-                    <a:blip r:embed="rId53"/>
+                    <a:blip r:embed="rId56"/>
                     <a:stretch>
                       <a:fillRect/>
                     </a:stretch>
@@ -15584,7 +16492,7 @@
                     </pic:cNvPicPr>
                   </pic:nvPicPr>
                   <pic:blipFill>
-                    <a:blip r:embed="rId54"/>
+                    <a:blip r:embed="rId57"/>
                     <a:stretch>
                       <a:fillRect/>
                     </a:stretch>
@@ -15775,7 +16683,7 @@
                     </pic:cNvPicPr>
                   </pic:nvPicPr>
                   <pic:blipFill>
-                    <a:blip r:embed="rId55"/>
+                    <a:blip r:embed="rId58"/>
                     <a:stretch>
                       <a:fillRect/>
                     </a:stretch>
@@ -16303,7 +17211,7 @@
                     </pic:cNvPicPr>
                   </pic:nvPicPr>
                   <pic:blipFill>
-                    <a:blip r:embed="rId56"/>
+                    <a:blip r:embed="rId59"/>
                     <a:stretch>
                       <a:fillRect/>
                     </a:stretch>
@@ -16530,7 +17438,6 @@
           <w:u w:val="none"/>
         </w:rPr>
       </w:pPr>
-      <w:bookmarkStart w:id="0" w:name="_GoBack"/>
       <w:r>
         <w:rPr>
           <w:rFonts w:hint="default" w:ascii="Bodoni MT" w:hAnsi="Bodoni MT" w:eastAsia="等线"/>
@@ -16583,7 +17490,6 @@
         <w:t>Plain Spring = @EnableWebSecurity is mandatory.</w:t>
       </w:r>
     </w:p>
-    <w:bookmarkEnd w:id="0"/>
     <w:p>
       <w:pPr>
         <w:keepNext w:val="0"/>
@@ -16749,7 +17655,7 @@
                     </pic:cNvPicPr>
                   </pic:nvPicPr>
                   <pic:blipFill>
-                    <a:blip r:embed="rId57"/>
+                    <a:blip r:embed="rId60"/>
                     <a:stretch>
                       <a:fillRect/>
                     </a:stretch>
@@ -17390,11 +18296,11 @@
     <w:lsdException w:qFormat="1" w:unhideWhenUsed="0" w:uiPriority="0" w:semiHidden="0" w:name="footnote text"/>
     <w:lsdException w:qFormat="1" w:unhideWhenUsed="0" w:uiPriority="0" w:semiHidden="0" w:name="annotation text"/>
     <w:lsdException w:qFormat="1" w:unhideWhenUsed="0" w:uiPriority="0" w:semiHidden="0" w:name="header"/>
-    <w:lsdException w:unhideWhenUsed="0" w:uiPriority="0" w:semiHidden="0" w:name="footer"/>
+    <w:lsdException w:qFormat="1" w:unhideWhenUsed="0" w:uiPriority="0" w:semiHidden="0" w:name="footer"/>
     <w:lsdException w:qFormat="1" w:unhideWhenUsed="0" w:uiPriority="0" w:semiHidden="0" w:name="index heading"/>
     <w:lsdException w:qFormat="1" w:uiPriority="0" w:name="caption"/>
     <w:lsdException w:qFormat="1" w:unhideWhenUsed="0" w:uiPriority="0" w:semiHidden="0" w:name="table of figures"/>
-    <w:lsdException w:unhideWhenUsed="0" w:uiPriority="0" w:semiHidden="0" w:name="envelope address"/>
+    <w:lsdException w:qFormat="1" w:unhideWhenUsed="0" w:uiPriority="0" w:semiHidden="0" w:name="envelope address"/>
     <w:lsdException w:qFormat="1" w:unhideWhenUsed="0" w:uiPriority="0" w:semiHidden="0" w:name="envelope return"/>
     <w:lsdException w:qFormat="1" w:unhideWhenUsed="0" w:uiPriority="0" w:semiHidden="0" w:name="footnote reference"/>
     <w:lsdException w:qFormat="1" w:unhideWhenUsed="0" w:uiPriority="0" w:semiHidden="0" w:name="annotation reference"/>
@@ -17424,8 +18330,8 @@
     <w:lsdException w:qFormat="1" w:unhideWhenUsed="0" w:uiPriority="0" w:semiHidden="0" w:name="Closing"/>
     <w:lsdException w:qFormat="1" w:unhideWhenUsed="0" w:uiPriority="0" w:semiHidden="0" w:name="Signature"/>
     <w:lsdException w:qFormat="1" w:unhideWhenUsed="0" w:uiPriority="0" w:name="Default Paragraph Font"/>
-    <w:lsdException w:unhideWhenUsed="0" w:uiPriority="0" w:semiHidden="0" w:name="Body Text"/>
-    <w:lsdException w:unhideWhenUsed="0" w:uiPriority="0" w:semiHidden="0" w:name="Body Text Indent"/>
+    <w:lsdException w:qFormat="1" w:unhideWhenUsed="0" w:uiPriority="0" w:semiHidden="0" w:name="Body Text"/>
+    <w:lsdException w:qFormat="1" w:unhideWhenUsed="0" w:uiPriority="0" w:semiHidden="0" w:name="Body Text Indent"/>
     <w:lsdException w:qFormat="1" w:unhideWhenUsed="0" w:uiPriority="0" w:semiHidden="0" w:name="List Continue"/>
     <w:lsdException w:qFormat="1" w:unhideWhenUsed="0" w:uiPriority="0" w:semiHidden="0" w:name="List Continue 2"/>
     <w:lsdException w:qFormat="1" w:unhideWhenUsed="0" w:uiPriority="0" w:semiHidden="0" w:name="List Continue 3"/>
@@ -17436,11 +18342,11 @@
     <w:lsdException w:qFormat="1" w:unhideWhenUsed="0" w:uiPriority="0" w:semiHidden="0" w:name="Salutation"/>
     <w:lsdException w:qFormat="1" w:unhideWhenUsed="0" w:uiPriority="0" w:semiHidden="0" w:name="Date"/>
     <w:lsdException w:qFormat="1" w:unhideWhenUsed="0" w:uiPriority="0" w:semiHidden="0" w:name="Body Text First Indent"/>
-    <w:lsdException w:unhideWhenUsed="0" w:uiPriority="0" w:semiHidden="0" w:name="Body Text First Indent 2"/>
+    <w:lsdException w:qFormat="1" w:unhideWhenUsed="0" w:uiPriority="0" w:semiHidden="0" w:name="Body Text First Indent 2"/>
     <w:lsdException w:qFormat="1" w:unhideWhenUsed="0" w:uiPriority="0" w:semiHidden="0" w:name="Note Heading"/>
     <w:lsdException w:qFormat="1" w:unhideWhenUsed="0" w:uiPriority="0" w:semiHidden="0" w:name="Body Text 2"/>
-    <w:lsdException w:unhideWhenUsed="0" w:uiPriority="0" w:semiHidden="0" w:name="Body Text 3"/>
-    <w:lsdException w:unhideWhenUsed="0" w:uiPriority="0" w:semiHidden="0" w:name="Body Text Indent 2"/>
+    <w:lsdException w:qFormat="1" w:unhideWhenUsed="0" w:uiPriority="0" w:semiHidden="0" w:name="Body Text 3"/>
+    <w:lsdException w:qFormat="1" w:unhideWhenUsed="0" w:uiPriority="0" w:semiHidden="0" w:name="Body Text Indent 2"/>
     <w:lsdException w:qFormat="1" w:unhideWhenUsed="0" w:uiPriority="0" w:semiHidden="0" w:name="Body Text Indent 3"/>
     <w:lsdException w:qFormat="1" w:unhideWhenUsed="0" w:uiPriority="0" w:semiHidden="0" w:name="Block Text"/>
     <w:lsdException w:qFormat="1" w:unhideWhenUsed="0" w:uiPriority="0" w:semiHidden="0" w:name="Hyperlink"/>
@@ -17531,7 +18437,7 @@
     <w:lsdException w:qFormat="1" w:unhideWhenUsed="0" w:uiPriority="66" w:semiHidden="0" w:name="Medium List 2 Accent 1"/>
     <w:lsdException w:qFormat="1" w:unhideWhenUsed="0" w:uiPriority="67" w:semiHidden="0" w:name="Medium Grid 1 Accent 1"/>
     <w:lsdException w:qFormat="1" w:unhideWhenUsed="0" w:uiPriority="68" w:semiHidden="0" w:name="Medium Grid 2 Accent 1"/>
-    <w:lsdException w:unhideWhenUsed="0" w:uiPriority="69" w:semiHidden="0" w:name="Medium Grid 3 Accent 1"/>
+    <w:lsdException w:qFormat="1" w:unhideWhenUsed="0" w:uiPriority="69" w:semiHidden="0" w:name="Medium Grid 3 Accent 1"/>
     <w:lsdException w:qFormat="1" w:unhideWhenUsed="0" w:uiPriority="70" w:semiHidden="0" w:name="Dark List Accent 1"/>
     <w:lsdException w:qFormat="1" w:unhideWhenUsed="0" w:uiPriority="71" w:semiHidden="0" w:name="Colorful Shading Accent 1"/>
     <w:lsdException w:qFormat="1" w:unhideWhenUsed="0" w:uiPriority="72" w:semiHidden="0" w:name="Colorful List Accent 1"/>
@@ -17600,7 +18506,7 @@
     <w:lsdException w:qFormat="1" w:unhideWhenUsed="0" w:uiPriority="65" w:semiHidden="0" w:name="Medium List 1 Accent 6"/>
     <w:lsdException w:qFormat="1" w:unhideWhenUsed="0" w:uiPriority="66" w:semiHidden="0" w:name="Medium List 2 Accent 6"/>
     <w:lsdException w:qFormat="1" w:unhideWhenUsed="0" w:uiPriority="67" w:semiHidden="0" w:name="Medium Grid 1 Accent 6"/>
-    <w:lsdException w:unhideWhenUsed="0" w:uiPriority="68" w:semiHidden="0" w:name="Medium Grid 2 Accent 6"/>
+    <w:lsdException w:qFormat="1" w:unhideWhenUsed="0" w:uiPriority="68" w:semiHidden="0" w:name="Medium Grid 2 Accent 6"/>
     <w:lsdException w:qFormat="1" w:unhideWhenUsed="0" w:uiPriority="69" w:semiHidden="0" w:name="Medium Grid 3 Accent 6"/>
     <w:lsdException w:qFormat="1" w:unhideWhenUsed="0" w:uiPriority="70" w:semiHidden="0" w:name="Dark List Accent 6"/>
     <w:lsdException w:qFormat="1" w:unhideWhenUsed="0" w:uiPriority="71" w:semiHidden="0" w:name="Colorful Shading Accent 6"/>
@@ -17845,6 +18751,7 @@
   <w:style w:type="paragraph" w:styleId="15">
     <w:name w:val="Body Text"/>
     <w:basedOn w:val="1"/>
+    <w:qFormat/>
     <w:uiPriority w:val="0"/>
     <w:pPr>
       <w:spacing w:after="120"/>
@@ -17862,6 +18769,7 @@
   <w:style w:type="paragraph" w:styleId="17">
     <w:name w:val="Body Text 3"/>
     <w:basedOn w:val="1"/>
+    <w:qFormat/>
     <w:uiPriority w:val="0"/>
     <w:pPr>
       <w:spacing w:after="120"/>
@@ -17883,6 +18791,7 @@
   <w:style w:type="paragraph" w:styleId="19">
     <w:name w:val="Body Text Indent"/>
     <w:basedOn w:val="1"/>
+    <w:qFormat/>
     <w:uiPriority w:val="0"/>
     <w:pPr>
       <w:spacing w:after="120"/>
@@ -17892,6 +18801,7 @@
   <w:style w:type="paragraph" w:styleId="20">
     <w:name w:val="Body Text First Indent 2"/>
     <w:basedOn w:val="19"/>
+    <w:qFormat/>
     <w:uiPriority w:val="0"/>
     <w:pPr>
       <w:ind w:firstLine="420" w:firstLineChars="200"/>
@@ -17900,6 +18810,7 @@
   <w:style w:type="paragraph" w:styleId="21">
     <w:name w:val="Body Text Indent 2"/>
     <w:basedOn w:val="1"/>
+    <w:qFormat/>
     <w:uiPriority w:val="0"/>
     <w:pPr>
       <w:spacing w:after="120" w:line="480" w:lineRule="auto"/>
@@ -18029,6 +18940,7 @@
   <w:style w:type="paragraph" w:styleId="34">
     <w:name w:val="envelope address"/>
     <w:basedOn w:val="1"/>
+    <w:qFormat/>
     <w:uiPriority w:val="0"/>
     <w:pPr>
       <w:framePr w:w="7920" w:h="1980" w:hRule="exact" w:hSpace="180" w:wrap="auto" w:vAnchor="margin" w:hAnchor="page" w:xAlign="center" w:yAlign="bottom"/>
@@ -18066,6 +18978,7 @@
   <w:style w:type="paragraph" w:styleId="37">
     <w:name w:val="footer"/>
     <w:basedOn w:val="1"/>
+    <w:qFormat/>
     <w:uiPriority w:val="0"/>
     <w:pPr>
       <w:tabs>
@@ -27996,6 +28909,7 @@
   <w:style w:type="table" w:styleId="213">
     <w:name w:val="Medium Grid 2 Accent 6"/>
     <w:basedOn w:val="12"/>
+    <w:qFormat/>
     <w:uiPriority w:val="68"/>
     <w:rPr>
       <w:rFonts w:ascii="SimSun" w:hAnsi="SimSun" w:eastAsia="Courier New" w:cs="Times New Roman"/>
@@ -28237,6 +29151,7 @@
   <w:style w:type="table" w:styleId="215">
     <w:name w:val="Medium Grid 3 Accent 1"/>
     <w:basedOn w:val="12"/>
+    <w:qFormat/>
     <w:uiPriority w:val="69"/>
     <w:tblPr>
       <w:tblBorders>
